--- a/materiais/sonho-ou-projecao/como-usar.docx
+++ b/materiais/sonho-ou-projecao/como-usar.docx
@@ -120,153 +120,121 @@
     </w:p>
     <w:tbl>
       <w:tblPr>
-        <w:tblStyle w:val="Table"/>
-        <w:tblW w:type="pct" w:w="4946"/>
+        <w:tblW w:w="5000" w:type="pct"/>
+        <w:tblBorders>
+          <w:top w:val="single" w:sz="4" w:color="D9D9D9"/>
+          <w:left w:val="single" w:sz="4" w:color="D9D9D9"/>
+          <w:bottom w:val="single" w:sz="4" w:color="D9D9D9"/>
+          <w:right w:val="single" w:sz="4" w:color="D9D9D9"/>
+          <w:insideH w:val="single" w:sz="4" w:color="D9D9D9"/>
+          <w:insideV w:val="single" w:sz="4" w:color="D9D9D9"/>
+        </w:tblBorders>
         <w:tblLayout w:type="fixed"/>
-        <w:tblLook w:firstRow="1" w:lastRow="0" w:firstColumn="0" w:lastColumn="0" w:noHBand="0" w:noVBand="0" w:val="0020"/>
       </w:tblPr>
       <w:tblGrid>
-        <w:gridCol w:w="2324"/>
-        <w:gridCol w:w="2754"/>
-        <w:gridCol w:w="2754"/>
+        <w:gridCol w:w="1300"/>
+        <w:gridCol w:w="1850"/>
+        <w:gridCol w:w="1850"/>
       </w:tblGrid>
       <w:tr>
-        <w:trPr>
-          <w:tblHeader w:val="on"/>
-        </w:trPr>
         <w:tc>
-          <w:tcPr/>
+          <w:tcPr>
+            <w:tcW w:w="1300" w:type="pct"/>
+          </w:tcPr>
           <w:p>
-            <w:pPr>
-              <w:pStyle w:val="Compact"/>
-            </w:pPr>
-          </w:p>
-        </w:tc>
-        <w:tc>
-          <w:tcPr/>
-          <w:p>
-            <w:pPr>
-              <w:pStyle w:val="Compact"/>
-            </w:pPr>
-            <w:r>
-              <w:t xml:space="preserve">Mais parece</w:t>
-            </w:r>
-            <w:r>
-              <w:t xml:space="preserve"> </w:t>
-            </w:r>
             <w:r>
               <w:rPr>
                 <w:b/>
-                <w:bCs/>
               </w:rPr>
-              <w:t xml:space="preserve">sonho</w:t>
+              <w:t xml:space="preserve"/>
             </w:r>
           </w:p>
         </w:tc>
         <w:tc>
-          <w:tcPr/>
+          <w:tcPr>
+            <w:tcW w:w="1850" w:type="pct"/>
+          </w:tcPr>
           <w:p>
-            <w:pPr>
-              <w:pStyle w:val="Compact"/>
-            </w:pPr>
-            <w:r>
-              <w:t xml:space="preserve">Mais parece</w:t>
-            </w:r>
-            <w:r>
-              <w:t xml:space="preserve"> </w:t>
-            </w:r>
             <w:r>
               <w:rPr>
                 <w:b/>
-                <w:bCs/>
               </w:rPr>
-              <w:t xml:space="preserve">projeção</w:t>
+              <w:t xml:space="preserve">Mais parece sonho</w:t>
+            </w:r>
+          </w:p>
+        </w:tc>
+        <w:tc>
+          <w:tcPr>
+            <w:tcW w:w="1850" w:type="pct"/>
+          </w:tcPr>
+          <w:p>
+            <w:r>
+              <w:rPr>
+                <w:b/>
+              </w:rPr>
+              <w:t xml:space="preserve">Mais parece projeção</w:t>
             </w:r>
           </w:p>
         </w:tc>
       </w:tr>
       <w:tr>
         <w:tc>
-          <w:tcPr/>
+          <w:tcPr>
+            <w:tcW w:w="1300" w:type="pct"/>
+          </w:tcPr>
           <w:p>
-            <w:pPr>
-              <w:pStyle w:val="Compact"/>
-            </w:pPr>
             <w:r>
-              <w:t xml:space="preserve">Como as cenas se</w:t>
-            </w:r>
-            <w:r>
-              <w:t xml:space="preserve"> </w:t>
-            </w:r>
-            <w:r>
-              <w:t xml:space="preserve">encaixam</w:t>
+              <w:t xml:space="preserve">Como as cenas se encaixam</w:t>
             </w:r>
           </w:p>
         </w:tc>
         <w:tc>
-          <w:tcPr/>
+          <w:tcPr>
+            <w:tcW w:w="1850" w:type="pct"/>
+          </w:tcPr>
           <w:p>
-            <w:pPr>
-              <w:pStyle w:val="Compact"/>
-            </w:pPr>
             <w:r>
-              <w:t xml:space="preserve">embaralhadas, como pedaços de</w:t>
-            </w:r>
-            <w:r>
-              <w:t xml:space="preserve"> </w:t>
-            </w:r>
-            <w:r>
-              <w:t xml:space="preserve">filmes diferentes</w:t>
+              <w:t xml:space="preserve">embaralhadas, como pedaços de filmes diferentes</w:t>
             </w:r>
           </w:p>
         </w:tc>
         <w:tc>
-          <w:tcPr/>
+          <w:tcPr>
+            <w:tcW w:w="1850" w:type="pct"/>
+          </w:tcPr>
           <w:p>
-            <w:pPr>
-              <w:pStyle w:val="Compact"/>
-            </w:pPr>
             <w:r>
-              <w:t xml:space="preserve">uma coisa de cada vez, em</w:t>
-            </w:r>
-            <w:r>
-              <w:t xml:space="preserve"> </w:t>
-            </w:r>
-            <w:r>
-              <w:t xml:space="preserve">ordem</w:t>
+              <w:t xml:space="preserve">uma coisa de cada vez, em ordem</w:t>
             </w:r>
           </w:p>
         </w:tc>
       </w:tr>
       <w:tr>
         <w:tc>
-          <w:tcPr/>
+          <w:tcPr>
+            <w:tcW w:w="1300" w:type="pct"/>
+          </w:tcPr>
           <w:p>
-            <w:pPr>
-              <w:pStyle w:val="Compact"/>
-            </w:pPr>
             <w:r>
               <w:t xml:space="preserve">Nitidez</w:t>
             </w:r>
           </w:p>
         </w:tc>
         <w:tc>
-          <w:tcPr/>
+          <w:tcPr>
+            <w:tcW w:w="1850" w:type="pct"/>
+          </w:tcPr>
           <w:p>
-            <w:pPr>
-              <w:pStyle w:val="Compact"/>
-            </w:pPr>
             <w:r>
               <w:t xml:space="preserve">confuso</w:t>
             </w:r>
           </w:p>
         </w:tc>
         <w:tc>
-          <w:tcPr/>
+          <w:tcPr>
+            <w:tcW w:w="1850" w:type="pct"/>
+          </w:tcPr>
           <w:p>
-            <w:pPr>
-              <w:pStyle w:val="Compact"/>
-            </w:pPr>
             <w:r>
               <w:t xml:space="preserve">nítido, claro</w:t>
             </w:r>
@@ -275,39 +243,30 @@
       </w:tr>
       <w:tr>
         <w:tc>
-          <w:tcPr/>
+          <w:tcPr>
+            <w:tcW w:w="1300" w:type="pct"/>
+          </w:tcPr>
           <w:p>
-            <w:pPr>
-              <w:pStyle w:val="Compact"/>
-            </w:pPr>
             <w:r>
               <w:t xml:space="preserve">O que eu fiz</w:t>
             </w:r>
           </w:p>
         </w:tc>
         <w:tc>
-          <w:tcPr/>
+          <w:tcPr>
+            <w:tcW w:w="1850" w:type="pct"/>
+          </w:tcPr>
           <w:p>
-            <w:pPr>
-              <w:pStyle w:val="Compact"/>
-            </w:pPr>
             <w:r>
-              <w:t xml:space="preserve">só acompanhei, como quem</w:t>
-            </w:r>
-            <w:r>
-              <w:t xml:space="preserve"> </w:t>
-            </w:r>
-            <w:r>
-              <w:t xml:space="preserve">assiste</w:t>
+              <w:t xml:space="preserve">só acompanhei, como quem assiste</w:t>
             </w:r>
           </w:p>
         </w:tc>
         <w:tc>
-          <w:tcPr/>
+          <w:tcPr>
+            <w:tcW w:w="1850" w:type="pct"/>
+          </w:tcPr>
           <w:p>
-            <w:pPr>
-              <w:pStyle w:val="Compact"/>
-            </w:pPr>
             <w:r>
               <w:t xml:space="preserve">tomei decisões, agi</w:t>
             </w:r>
@@ -316,33 +275,30 @@
       </w:tr>
       <w:tr>
         <w:tc>
-          <w:tcPr/>
+          <w:tcPr>
+            <w:tcW w:w="1300" w:type="pct"/>
+          </w:tcPr>
           <w:p>
-            <w:pPr>
-              <w:pStyle w:val="Compact"/>
-            </w:pPr>
             <w:r>
               <w:t xml:space="preserve">Parecido com quê</w:t>
             </w:r>
           </w:p>
         </w:tc>
         <w:tc>
-          <w:tcPr/>
+          <w:tcPr>
+            <w:tcW w:w="1850" w:type="pct"/>
+          </w:tcPr>
           <w:p>
-            <w:pPr>
-              <w:pStyle w:val="Compact"/>
-            </w:pPr>
             <w:r>
               <w:t xml:space="preserve">com imaginação</w:t>
             </w:r>
           </w:p>
         </w:tc>
         <w:tc>
-          <w:tcPr/>
+          <w:tcPr>
+            <w:tcW w:w="1850" w:type="pct"/>
+          </w:tcPr>
           <w:p>
-            <w:pPr>
-              <w:pStyle w:val="Compact"/>
-            </w:pPr>
             <w:r>
               <w:t xml:space="preserve">com estar acordado</w:t>
             </w:r>
@@ -350,9 +306,10 @@
         </w:tc>
       </w:tr>
     </w:tbl>
-    <w:p>
-      <w:pPr>
-        <w:pStyle w:val="BodyText"/>
+    <w:p/>
+    <w:p>
+      <w:pPr>
+        <w:pStyle w:val="FirstParagraph"/>
       </w:pPr>
       <w:r>
         <w:t xml:space="preserve">Os quatro saem da fala em que Antônio explica os dois diários, no capítulo</w:t>
